--- a/Spotify 音乐流行度交互式可视化报告.docx
+++ b/Spotify 音乐流行度交互式可视化报告.docx
@@ -5,6 +5,7 @@
     <w:p>
       <w:pPr>
         <w:rPr>
+          <w:rFonts w:hint="eastAsia"/>
           <w:b/>
           <w:bCs/>
         </w:rPr>
@@ -37,6 +38,7 @@
     <w:p>
       <w:pPr>
         <w:rPr>
+          <w:rFonts w:hint="eastAsia"/>
           <w:b/>
           <w:bCs/>
         </w:rPr>
@@ -50,21 +52,41 @@
       </w:r>
     </w:p>
     <w:p>
+      <w:pPr>
+        <w:rPr>
+          <w:rFonts w:hint="eastAsia"/>
+        </w:rPr>
+      </w:pPr>
       <w:r>
         <w:t>本项目基于 Spotify 音乐数据集，研究歌曲的音频特征与流行度（popularity）之间的关系。</w:t>
       </w:r>
     </w:p>
     <w:p>
+      <w:pPr>
+        <w:rPr>
+          <w:rFonts w:hint="eastAsia"/>
+        </w:rPr>
+      </w:pPr>
       <w:r>
         <w:t>项目核心问题为：</w:t>
       </w:r>
     </w:p>
     <w:p>
+      <w:pPr>
+        <w:rPr>
+          <w:rFonts w:hint="eastAsia"/>
+        </w:rPr>
+      </w:pPr>
       <w:r>
         <w:t>哪些音乐特征会影响歌曲在 Spotify 上的流行度？</w:t>
       </w:r>
     </w:p>
     <w:p>
+      <w:pPr>
+        <w:rPr>
+          <w:rFonts w:hint="eastAsia"/>
+        </w:rPr>
+      </w:pPr>
       <w:r>
         <w:t>Spotify 为每首歌曲提供了大量音频特征，例如：</w:t>
       </w:r>
@@ -75,6 +97,9 @@
           <w:ilvl w:val="0"/>
           <w:numId w:val="1"/>
         </w:numPr>
+        <w:rPr>
+          <w:rFonts w:hint="eastAsia"/>
+        </w:rPr>
       </w:pPr>
       <w:r>
         <w:t xml:space="preserve">danceability（舞蹈感） </w:t>
@@ -86,6 +111,9 @@
           <w:ilvl w:val="0"/>
           <w:numId w:val="1"/>
         </w:numPr>
+        <w:rPr>
+          <w:rFonts w:hint="eastAsia"/>
+        </w:rPr>
       </w:pPr>
       <w:r>
         <w:t xml:space="preserve">energy（能量感） </w:t>
@@ -97,6 +125,9 @@
           <w:ilvl w:val="0"/>
           <w:numId w:val="1"/>
         </w:numPr>
+        <w:rPr>
+          <w:rFonts w:hint="eastAsia"/>
+        </w:rPr>
       </w:pPr>
       <w:r>
         <w:t xml:space="preserve">valence（情绪积极程度） </w:t>
@@ -108,6 +139,9 @@
           <w:ilvl w:val="0"/>
           <w:numId w:val="1"/>
         </w:numPr>
+        <w:rPr>
+          <w:rFonts w:hint="eastAsia"/>
+        </w:rPr>
       </w:pPr>
       <w:proofErr w:type="spellStart"/>
       <w:r>
@@ -124,6 +158,9 @@
           <w:ilvl w:val="0"/>
           <w:numId w:val="1"/>
         </w:numPr>
+        <w:rPr>
+          <w:rFonts w:hint="eastAsia"/>
+        </w:rPr>
       </w:pPr>
       <w:proofErr w:type="spellStart"/>
       <w:r>
@@ -144,14 +181,26 @@
       </w:r>
     </w:p>
     <w:p>
+      <w:pPr>
+        <w:rPr>
+          <w:rFonts w:hint="eastAsia"/>
+        </w:rPr>
+      </w:pPr>
       <w:r>
         <w:t>仅通过表格数据很难观察这些特征与流行度之间的关系，因此本项目通过交互式可视化帮助用户探索数据中的规律。</w:t>
       </w:r>
     </w:p>
-    <w:p/>
-    <w:p>
-      <w:pPr>
-        <w:rPr>
+    <w:p>
+      <w:pPr>
+        <w:rPr>
+          <w:rFonts w:hint="eastAsia"/>
+        </w:rPr>
+      </w:pPr>
+    </w:p>
+    <w:p>
+      <w:pPr>
+        <w:rPr>
+          <w:rFonts w:hint="eastAsia"/>
           <w:b/>
           <w:bCs/>
         </w:rPr>
@@ -165,6 +214,11 @@
       </w:r>
     </w:p>
     <w:p>
+      <w:pPr>
+        <w:rPr>
+          <w:rFonts w:hint="eastAsia"/>
+        </w:rPr>
+      </w:pPr>
       <w:r>
         <w:t>本项目采用 Dashboard（仪表盘）形式，由多个联动视图组成。</w:t>
       </w:r>
@@ -172,6 +226,7 @@
     <w:p>
       <w:pPr>
         <w:rPr>
+          <w:rFonts w:hint="eastAsia"/>
           <w:b/>
           <w:bCs/>
         </w:rPr>
@@ -185,6 +240,11 @@
       </w:r>
     </w:p>
     <w:p>
+      <w:pPr>
+        <w:rPr>
+          <w:rFonts w:hint="eastAsia"/>
+        </w:rPr>
+      </w:pPr>
       <w:r>
         <w:t>散点图用于展示：</w:t>
       </w:r>
@@ -195,6 +255,9 @@
           <w:ilvl w:val="0"/>
           <w:numId w:val="2"/>
         </w:numPr>
+        <w:rPr>
+          <w:rFonts w:hint="eastAsia"/>
+        </w:rPr>
       </w:pPr>
       <w:r>
         <w:t xml:space="preserve">X轴：音频特征 </w:t>
@@ -206,6 +269,9 @@
           <w:ilvl w:val="0"/>
           <w:numId w:val="2"/>
         </w:numPr>
+        <w:rPr>
+          <w:rFonts w:hint="eastAsia"/>
+        </w:rPr>
       </w:pPr>
       <w:r>
         <w:t xml:space="preserve">Y轴：歌曲 popularity </w:t>
@@ -217,6 +283,9 @@
           <w:ilvl w:val="0"/>
           <w:numId w:val="2"/>
         </w:numPr>
+        <w:rPr>
+          <w:rFonts w:hint="eastAsia"/>
+        </w:rPr>
       </w:pPr>
       <w:r>
         <w:t xml:space="preserve">点颜色：音乐 genre </w:t>
@@ -228,12 +297,20 @@
           <w:ilvl w:val="0"/>
           <w:numId w:val="2"/>
         </w:numPr>
+        <w:rPr>
+          <w:rFonts w:hint="eastAsia"/>
+        </w:rPr>
       </w:pPr>
       <w:r>
         <w:t xml:space="preserve">点大小：energy </w:t>
       </w:r>
     </w:p>
     <w:p>
+      <w:pPr>
+        <w:rPr>
+          <w:rFonts w:hint="eastAsia"/>
+        </w:rPr>
+      </w:pPr>
       <w:r>
         <w:t>用户可以切换不同特征（如 danceability、energy、</w:t>
       </w:r>
@@ -247,11 +324,21 @@
       </w:r>
     </w:p>
     <w:p>
+      <w:pPr>
+        <w:rPr>
+          <w:rFonts w:hint="eastAsia"/>
+        </w:rPr>
+      </w:pPr>
       <w:r>
         <w:t>同时加入了 Regression Line（回归趋势线），用于展示整体趋势，而不仅仅是单个数据点，使用户能够更直观地观察正相关或负相关关系。</w:t>
       </w:r>
     </w:p>
     <w:p>
+      <w:pPr>
+        <w:rPr>
+          <w:rFonts w:hint="eastAsia"/>
+        </w:rPr>
+      </w:pPr>
       <w:r>
         <w:lastRenderedPageBreak/>
         <w:t>选择散点图的原因是：</w:t>
@@ -263,6 +350,9 @@
           <w:ilvl w:val="0"/>
           <w:numId w:val="3"/>
         </w:numPr>
+        <w:rPr>
+          <w:rFonts w:hint="eastAsia"/>
+        </w:rPr>
       </w:pPr>
       <w:r>
         <w:t xml:space="preserve">适合展示连续变量之间的关系 </w:t>
@@ -274,6 +364,9 @@
           <w:ilvl w:val="0"/>
           <w:numId w:val="3"/>
         </w:numPr>
+        <w:rPr>
+          <w:rFonts w:hint="eastAsia"/>
+        </w:rPr>
       </w:pPr>
       <w:r>
         <w:t xml:space="preserve">可以同时观察个体数据与整体趋势 </w:t>
@@ -285,15 +378,25 @@
           <w:ilvl w:val="0"/>
           <w:numId w:val="3"/>
         </w:numPr>
+        <w:rPr>
+          <w:rFonts w:hint="eastAsia"/>
+        </w:rPr>
       </w:pPr>
       <w:r>
         <w:t xml:space="preserve">适合加入交互功能 </w:t>
       </w:r>
     </w:p>
-    <w:p/>
-    <w:p>
-      <w:pPr>
-        <w:rPr>
+    <w:p>
+      <w:pPr>
+        <w:rPr>
+          <w:rFonts w:hint="eastAsia"/>
+        </w:rPr>
+      </w:pPr>
+    </w:p>
+    <w:p>
+      <w:pPr>
+        <w:rPr>
+          <w:rFonts w:hint="eastAsia"/>
           <w:b/>
           <w:bCs/>
         </w:rPr>
@@ -307,11 +410,21 @@
       </w:r>
     </w:p>
     <w:p>
+      <w:pPr>
+        <w:rPr>
+          <w:rFonts w:hint="eastAsia"/>
+        </w:rPr>
+      </w:pPr>
       <w:r>
         <w:t>右侧条形图展示不同 genre 的歌曲数量。</w:t>
       </w:r>
     </w:p>
     <w:p>
+      <w:pPr>
+        <w:rPr>
+          <w:rFonts w:hint="eastAsia"/>
+        </w:rPr>
+      </w:pPr>
       <w:r>
         <w:t>用户点击某个 genre 后：</w:t>
       </w:r>
@@ -322,6 +435,9 @@
           <w:ilvl w:val="0"/>
           <w:numId w:val="4"/>
         </w:numPr>
+        <w:rPr>
+          <w:rFonts w:hint="eastAsia"/>
+        </w:rPr>
       </w:pPr>
       <w:r>
         <w:t xml:space="preserve">Scatter Plot 会动态过滤 </w:t>
@@ -333,20 +449,35 @@
           <w:ilvl w:val="0"/>
           <w:numId w:val="4"/>
         </w:numPr>
+        <w:rPr>
+          <w:rFonts w:hint="eastAsia"/>
+        </w:rPr>
       </w:pPr>
       <w:r>
         <w:t xml:space="preserve">仅显示当前 genre 的歌曲 </w:t>
       </w:r>
     </w:p>
     <w:p>
+      <w:pPr>
+        <w:rPr>
+          <w:rFonts w:hint="eastAsia"/>
+        </w:rPr>
+      </w:pPr>
       <w:r>
         <w:t>该设计实现了 coordinated multiple views（多视图联动），提升了数据探索能力。</w:t>
       </w:r>
     </w:p>
-    <w:p/>
-    <w:p>
-      <w:pPr>
-        <w:rPr>
+    <w:p>
+      <w:pPr>
+        <w:rPr>
+          <w:rFonts w:hint="eastAsia"/>
+        </w:rPr>
+      </w:pPr>
+    </w:p>
+    <w:p>
+      <w:pPr>
+        <w:rPr>
+          <w:rFonts w:hint="eastAsia"/>
           <w:b/>
           <w:bCs/>
         </w:rPr>
@@ -360,6 +491,11 @@
       </w:r>
     </w:p>
     <w:p>
+      <w:pPr>
+        <w:rPr>
+          <w:rFonts w:hint="eastAsia"/>
+        </w:rPr>
+      </w:pPr>
       <w:r>
         <w:t>点击散点图中的歌曲后，下方 Radar Chart 会动态更新，展示歌曲的多维音频特征，包括：</w:t>
       </w:r>
@@ -370,6 +506,9 @@
           <w:ilvl w:val="0"/>
           <w:numId w:val="5"/>
         </w:numPr>
+        <w:rPr>
+          <w:rFonts w:hint="eastAsia"/>
+        </w:rPr>
       </w:pPr>
       <w:r>
         <w:t xml:space="preserve">danceability </w:t>
@@ -381,6 +520,9 @@
           <w:ilvl w:val="0"/>
           <w:numId w:val="5"/>
         </w:numPr>
+        <w:rPr>
+          <w:rFonts w:hint="eastAsia"/>
+        </w:rPr>
       </w:pPr>
       <w:r>
         <w:t xml:space="preserve">energy </w:t>
@@ -392,6 +534,9 @@
           <w:ilvl w:val="0"/>
           <w:numId w:val="5"/>
         </w:numPr>
+        <w:rPr>
+          <w:rFonts w:hint="eastAsia"/>
+        </w:rPr>
       </w:pPr>
       <w:proofErr w:type="spellStart"/>
       <w:r>
@@ -408,6 +553,9 @@
           <w:ilvl w:val="0"/>
           <w:numId w:val="5"/>
         </w:numPr>
+        <w:rPr>
+          <w:rFonts w:hint="eastAsia"/>
+        </w:rPr>
       </w:pPr>
       <w:proofErr w:type="spellStart"/>
       <w:r>
@@ -424,6 +572,9 @@
           <w:ilvl w:val="0"/>
           <w:numId w:val="5"/>
         </w:numPr>
+        <w:rPr>
+          <w:rFonts w:hint="eastAsia"/>
+        </w:rPr>
       </w:pPr>
       <w:proofErr w:type="spellStart"/>
       <w:r>
@@ -440,6 +591,9 @@
           <w:ilvl w:val="0"/>
           <w:numId w:val="5"/>
         </w:numPr>
+        <w:rPr>
+          <w:rFonts w:hint="eastAsia"/>
+        </w:rPr>
       </w:pPr>
       <w:r>
         <w:t xml:space="preserve">liveness </w:t>
@@ -451,6 +605,9 @@
           <w:ilvl w:val="0"/>
           <w:numId w:val="5"/>
         </w:numPr>
+        <w:rPr>
+          <w:rFonts w:hint="eastAsia"/>
+        </w:rPr>
       </w:pPr>
       <w:r>
         <w:t xml:space="preserve">valence </w:t>
@@ -462,12 +619,20 @@
           <w:ilvl w:val="0"/>
           <w:numId w:val="5"/>
         </w:numPr>
+        <w:rPr>
+          <w:rFonts w:hint="eastAsia"/>
+        </w:rPr>
       </w:pPr>
       <w:r>
         <w:t xml:space="preserve">tempo </w:t>
       </w:r>
     </w:p>
     <w:p>
+      <w:pPr>
+        <w:rPr>
+          <w:rFonts w:hint="eastAsia"/>
+        </w:rPr>
+      </w:pPr>
       <w:r>
         <w:t>雷达图用于</w:t>
       </w:r>
@@ -481,14 +646,26 @@
       </w:r>
     </w:p>
     <w:p>
+      <w:pPr>
+        <w:rPr>
+          <w:rFonts w:hint="eastAsia"/>
+        </w:rPr>
+      </w:pPr>
       <w:r>
         <w:t>相比普通表格，雷达图能够更直观地表现歌曲风格特征。</w:t>
       </w:r>
     </w:p>
-    <w:p/>
-    <w:p>
-      <w:pPr>
-        <w:rPr>
+    <w:p>
+      <w:pPr>
+        <w:rPr>
+          <w:rFonts w:hint="eastAsia"/>
+        </w:rPr>
+      </w:pPr>
+    </w:p>
+    <w:p>
+      <w:pPr>
+        <w:rPr>
+          <w:rFonts w:hint="eastAsia"/>
           <w:b/>
           <w:bCs/>
         </w:rPr>
@@ -502,12 +679,22 @@
       </w:r>
     </w:p>
     <w:p>
+      <w:pPr>
+        <w:rPr>
+          <w:rFonts w:hint="eastAsia"/>
+        </w:rPr>
+      </w:pPr>
       <w:r>
         <w:lastRenderedPageBreak/>
         <w:t>本项目重点强调交互式探索，而不是静态图表展示。</w:t>
       </w:r>
     </w:p>
     <w:p>
+      <w:pPr>
+        <w:rPr>
+          <w:rFonts w:hint="eastAsia"/>
+        </w:rPr>
+      </w:pPr>
       <w:r>
         <w:t>实现的交互包括：</w:t>
       </w:r>
@@ -542,6 +729,7 @@
           <w:p>
             <w:pPr>
               <w:rPr>
+                <w:rFonts w:hint="eastAsia"/>
                 <w:b/>
                 <w:bCs/>
               </w:rPr>
@@ -564,6 +752,7 @@
           <w:p>
             <w:pPr>
               <w:rPr>
+                <w:rFonts w:hint="eastAsia"/>
                 <w:b/>
                 <w:bCs/>
               </w:rPr>
@@ -589,6 +778,11 @@
             <w:hideMark/>
           </w:tcPr>
           <w:p>
+            <w:pPr>
+              <w:rPr>
+                <w:rFonts w:hint="eastAsia"/>
+              </w:rPr>
+            </w:pPr>
             <w:r>
               <w:t>Hover Tooltip</w:t>
             </w:r>
@@ -601,6 +795,11 @@
             <w:hideMark/>
           </w:tcPr>
           <w:p>
+            <w:pPr>
+              <w:rPr>
+                <w:rFonts w:hint="eastAsia"/>
+              </w:rPr>
+            </w:pPr>
             <w:r>
               <w:t>显示歌曲详细信息</w:t>
             </w:r>
@@ -618,6 +817,11 @@
             <w:hideMark/>
           </w:tcPr>
           <w:p>
+            <w:pPr>
+              <w:rPr>
+                <w:rFonts w:hint="eastAsia"/>
+              </w:rPr>
+            </w:pPr>
             <w:r>
               <w:t>Feature Selector</w:t>
             </w:r>
@@ -630,6 +834,11 @@
             <w:hideMark/>
           </w:tcPr>
           <w:p>
+            <w:pPr>
+              <w:rPr>
+                <w:rFonts w:hint="eastAsia"/>
+              </w:rPr>
+            </w:pPr>
             <w:r>
               <w:t>切换分析特征</w:t>
             </w:r>
@@ -647,6 +856,11 @@
             <w:hideMark/>
           </w:tcPr>
           <w:p>
+            <w:pPr>
+              <w:rPr>
+                <w:rFonts w:hint="eastAsia"/>
+              </w:rPr>
+            </w:pPr>
             <w:r>
               <w:t>Genre Filtering</w:t>
             </w:r>
@@ -659,6 +873,11 @@
             <w:hideMark/>
           </w:tcPr>
           <w:p>
+            <w:pPr>
+              <w:rPr>
+                <w:rFonts w:hint="eastAsia"/>
+              </w:rPr>
+            </w:pPr>
             <w:r>
               <w:t>按 genre 过滤</w:t>
             </w:r>
@@ -676,6 +895,11 @@
             <w:hideMark/>
           </w:tcPr>
           <w:p>
+            <w:pPr>
+              <w:rPr>
+                <w:rFonts w:hint="eastAsia"/>
+              </w:rPr>
+            </w:pPr>
             <w:r>
               <w:t>Sample Slider</w:t>
             </w:r>
@@ -688,6 +912,11 @@
             <w:hideMark/>
           </w:tcPr>
           <w:p>
+            <w:pPr>
+              <w:rPr>
+                <w:rFonts w:hint="eastAsia"/>
+              </w:rPr>
+            </w:pPr>
             <w:r>
               <w:t>动态随机抽样</w:t>
             </w:r>
@@ -705,6 +934,11 @@
             <w:hideMark/>
           </w:tcPr>
           <w:p>
+            <w:pPr>
+              <w:rPr>
+                <w:rFonts w:hint="eastAsia"/>
+              </w:rPr>
+            </w:pPr>
             <w:r>
               <w:t>Scatter Click</w:t>
             </w:r>
@@ -717,6 +951,11 @@
             <w:hideMark/>
           </w:tcPr>
           <w:p>
+            <w:pPr>
+              <w:rPr>
+                <w:rFonts w:hint="eastAsia"/>
+              </w:rPr>
+            </w:pPr>
             <w:r>
               <w:t>更新雷达图</w:t>
             </w:r>
@@ -734,6 +973,11 @@
             <w:hideMark/>
           </w:tcPr>
           <w:p>
+            <w:pPr>
+              <w:rPr>
+                <w:rFonts w:hint="eastAsia"/>
+              </w:rPr>
+            </w:pPr>
             <w:r>
               <w:t>Linked Views</w:t>
             </w:r>
@@ -746,6 +990,11 @@
             <w:hideMark/>
           </w:tcPr>
           <w:p>
+            <w:pPr>
+              <w:rPr>
+                <w:rFonts w:hint="eastAsia"/>
+              </w:rPr>
+            </w:pPr>
             <w:r>
               <w:t>多图联动</w:t>
             </w:r>
@@ -754,14 +1003,26 @@
       </w:tr>
     </w:tbl>
     <w:p>
+      <w:pPr>
+        <w:rPr>
+          <w:rFonts w:hint="eastAsia"/>
+        </w:rPr>
+      </w:pPr>
       <w:r>
         <w:t>其中，动态随机抽样功能允许用户自行选择抽样数量，以避免大规模数据导致浏览器性能下降，同时增强用户探索体验。</w:t>
       </w:r>
     </w:p>
-    <w:p/>
-    <w:p>
-      <w:pPr>
-        <w:rPr>
+    <w:p>
+      <w:pPr>
+        <w:rPr>
+          <w:rFonts w:hint="eastAsia"/>
+        </w:rPr>
+      </w:pPr>
+    </w:p>
+    <w:p>
+      <w:pPr>
+        <w:rPr>
+          <w:rFonts w:hint="eastAsia"/>
           <w:b/>
           <w:bCs/>
         </w:rPr>
@@ -775,6 +1036,11 @@
       </w:r>
     </w:p>
     <w:p>
+      <w:pPr>
+        <w:rPr>
+          <w:rFonts w:hint="eastAsia"/>
+        </w:rPr>
+      </w:pPr>
       <w:r>
         <w:t>项目采用前端 Web 可视化架构实现。</w:t>
       </w:r>
@@ -782,6 +1048,7 @@
     <w:p>
       <w:pPr>
         <w:rPr>
+          <w:rFonts w:hint="eastAsia"/>
           <w:b/>
           <w:bCs/>
         </w:rPr>
@@ -824,6 +1091,7 @@
           <w:p>
             <w:pPr>
               <w:rPr>
+                <w:rFonts w:hint="eastAsia"/>
                 <w:b/>
                 <w:bCs/>
               </w:rPr>
@@ -846,6 +1114,7 @@
           <w:p>
             <w:pPr>
               <w:rPr>
+                <w:rFonts w:hint="eastAsia"/>
                 <w:b/>
                 <w:bCs/>
               </w:rPr>
@@ -871,6 +1140,11 @@
             <w:hideMark/>
           </w:tcPr>
           <w:p>
+            <w:pPr>
+              <w:rPr>
+                <w:rFonts w:hint="eastAsia"/>
+              </w:rPr>
+            </w:pPr>
             <w:r>
               <w:t>HTML</w:t>
             </w:r>
@@ -883,6 +1157,11 @@
             <w:hideMark/>
           </w:tcPr>
           <w:p>
+            <w:pPr>
+              <w:rPr>
+                <w:rFonts w:hint="eastAsia"/>
+              </w:rPr>
+            </w:pPr>
             <w:r>
               <w:t>页面结构</w:t>
             </w:r>
@@ -900,6 +1179,11 @@
             <w:hideMark/>
           </w:tcPr>
           <w:p>
+            <w:pPr>
+              <w:rPr>
+                <w:rFonts w:hint="eastAsia"/>
+              </w:rPr>
+            </w:pPr>
             <w:r>
               <w:t>CSS</w:t>
             </w:r>
@@ -912,6 +1196,11 @@
             <w:hideMark/>
           </w:tcPr>
           <w:p>
+            <w:pPr>
+              <w:rPr>
+                <w:rFonts w:hint="eastAsia"/>
+              </w:rPr>
+            </w:pPr>
             <w:r>
               <w:t>页面样式</w:t>
             </w:r>
@@ -929,6 +1218,11 @@
             <w:hideMark/>
           </w:tcPr>
           <w:p>
+            <w:pPr>
+              <w:rPr>
+                <w:rFonts w:hint="eastAsia"/>
+              </w:rPr>
+            </w:pPr>
             <w:r>
               <w:t>JavaScript</w:t>
             </w:r>
@@ -941,6 +1235,11 @@
             <w:hideMark/>
           </w:tcPr>
           <w:p>
+            <w:pPr>
+              <w:rPr>
+                <w:rFonts w:hint="eastAsia"/>
+              </w:rPr>
+            </w:pPr>
             <w:r>
               <w:t>交互逻辑</w:t>
             </w:r>
@@ -958,6 +1257,11 @@
             <w:hideMark/>
           </w:tcPr>
           <w:p>
+            <w:pPr>
+              <w:rPr>
+                <w:rFonts w:hint="eastAsia"/>
+              </w:rPr>
+            </w:pPr>
             <w:r>
               <w:t>D3.js</w:t>
             </w:r>
@@ -970,6 +1274,11 @@
             <w:hideMark/>
           </w:tcPr>
           <w:p>
+            <w:pPr>
+              <w:rPr>
+                <w:rFonts w:hint="eastAsia"/>
+              </w:rPr>
+            </w:pPr>
             <w:r>
               <w:t>雷达图绘制</w:t>
             </w:r>
@@ -987,6 +1296,11 @@
             <w:hideMark/>
           </w:tcPr>
           <w:p>
+            <w:pPr>
+              <w:rPr>
+                <w:rFonts w:hint="eastAsia"/>
+              </w:rPr>
+            </w:pPr>
             <w:r>
               <w:t>Vega-Lite</w:t>
             </w:r>
@@ -999,6 +1313,11 @@
             <w:hideMark/>
           </w:tcPr>
           <w:p>
+            <w:pPr>
+              <w:rPr>
+                <w:rFonts w:hint="eastAsia"/>
+              </w:rPr>
+            </w:pPr>
             <w:r>
               <w:t>散点图与条形图</w:t>
             </w:r>
@@ -1016,6 +1335,11 @@
             <w:hideMark/>
           </w:tcPr>
           <w:p>
+            <w:pPr>
+              <w:rPr>
+                <w:rFonts w:hint="eastAsia"/>
+              </w:rPr>
+            </w:pPr>
             <w:r>
               <w:t>Vega-Embed</w:t>
             </w:r>
@@ -1028,6 +1352,11 @@
             <w:hideMark/>
           </w:tcPr>
           <w:p>
+            <w:pPr>
+              <w:rPr>
+                <w:rFonts w:hint="eastAsia"/>
+              </w:rPr>
+            </w:pPr>
             <w:r>
               <w:t>图表嵌入</w:t>
             </w:r>
@@ -1035,10 +1364,17 @@
         </w:tc>
       </w:tr>
     </w:tbl>
-    <w:p/>
-    <w:p>
-      <w:pPr>
-        <w:rPr>
+    <w:p>
+      <w:pPr>
+        <w:rPr>
+          <w:rFonts w:hint="eastAsia"/>
+        </w:rPr>
+      </w:pPr>
+    </w:p>
+    <w:p>
+      <w:pPr>
+        <w:rPr>
+          <w:rFonts w:hint="eastAsia"/>
           <w:b/>
           <w:bCs/>
         </w:rPr>
@@ -1052,6 +1388,11 @@
       </w:r>
     </w:p>
     <w:p>
+      <w:pPr>
+        <w:rPr>
+          <w:rFonts w:hint="eastAsia"/>
+        </w:rPr>
+      </w:pPr>
       <w:r>
         <w:t>本项目采用 Vega-Lite + D3.js 的混合架构。</w:t>
       </w:r>
@@ -1059,6 +1400,7 @@
     <w:p>
       <w:pPr>
         <w:rPr>
+          <w:rFonts w:hint="eastAsia"/>
           <w:b/>
           <w:bCs/>
         </w:rPr>
@@ -1073,6 +1415,11 @@
       </w:r>
     </w:p>
     <w:p>
+      <w:pPr>
+        <w:rPr>
+          <w:rFonts w:hint="eastAsia"/>
+        </w:rPr>
+      </w:pPr>
       <w:r>
         <w:t>用于：</w:t>
       </w:r>
@@ -1083,6 +1430,9 @@
           <w:ilvl w:val="0"/>
           <w:numId w:val="6"/>
         </w:numPr>
+        <w:rPr>
+          <w:rFonts w:hint="eastAsia"/>
+        </w:rPr>
       </w:pPr>
       <w:r>
         <w:t xml:space="preserve">Scatter Plot </w:t>
@@ -1094,6 +1444,9 @@
           <w:ilvl w:val="0"/>
           <w:numId w:val="6"/>
         </w:numPr>
+        <w:rPr>
+          <w:rFonts w:hint="eastAsia"/>
+        </w:rPr>
       </w:pPr>
       <w:r>
         <w:t xml:space="preserve">Genre Chart </w:t>
@@ -1105,12 +1458,20 @@
           <w:ilvl w:val="0"/>
           <w:numId w:val="6"/>
         </w:numPr>
+        <w:rPr>
+          <w:rFonts w:hint="eastAsia"/>
+        </w:rPr>
       </w:pPr>
       <w:r>
         <w:t xml:space="preserve">Regression Line </w:t>
       </w:r>
     </w:p>
     <w:p>
+      <w:pPr>
+        <w:rPr>
+          <w:rFonts w:hint="eastAsia"/>
+        </w:rPr>
+      </w:pPr>
       <w:r>
         <w:t>优点是声明式语法简单，适合快速实现统计图表与交互。</w:t>
       </w:r>
@@ -1118,6 +1479,7 @@
     <w:p>
       <w:pPr>
         <w:rPr>
+          <w:rFonts w:hint="eastAsia"/>
           <w:b/>
           <w:bCs/>
         </w:rPr>
@@ -1131,6 +1493,11 @@
       </w:r>
     </w:p>
     <w:p>
+      <w:pPr>
+        <w:rPr>
+          <w:rFonts w:hint="eastAsia"/>
+        </w:rPr>
+      </w:pPr>
       <w:r>
         <w:t>用于：</w:t>
       </w:r>
@@ -1141,6 +1508,9 @@
           <w:ilvl w:val="0"/>
           <w:numId w:val="7"/>
         </w:numPr>
+        <w:rPr>
+          <w:rFonts w:hint="eastAsia"/>
+        </w:rPr>
       </w:pPr>
       <w:r>
         <w:t xml:space="preserve">Radar Chart </w:t>
@@ -1152,6 +1522,9 @@
           <w:ilvl w:val="0"/>
           <w:numId w:val="7"/>
         </w:numPr>
+        <w:rPr>
+          <w:rFonts w:hint="eastAsia"/>
+        </w:rPr>
       </w:pPr>
       <w:r>
         <w:t xml:space="preserve">SVG 动态绘制 </w:t>
@@ -1163,17 +1536,30 @@
           <w:ilvl w:val="0"/>
           <w:numId w:val="7"/>
         </w:numPr>
+        <w:rPr>
+          <w:rFonts w:hint="eastAsia"/>
+        </w:rPr>
       </w:pPr>
       <w:r>
         <w:t xml:space="preserve">自定义动画与交互 </w:t>
       </w:r>
     </w:p>
     <w:p>
+      <w:pPr>
+        <w:rPr>
+          <w:rFonts w:hint="eastAsia"/>
+        </w:rPr>
+      </w:pPr>
       <w:r>
         <w:t>D3.js 更适合复杂的自定义图形。</w:t>
       </w:r>
     </w:p>
     <w:p>
+      <w:pPr>
+        <w:rPr>
+          <w:rFonts w:hint="eastAsia"/>
+        </w:rPr>
+      </w:pPr>
       <w:r>
         <w:t>因此本项目结合两者：</w:t>
       </w:r>
@@ -1184,6 +1570,9 @@
           <w:ilvl w:val="0"/>
           <w:numId w:val="8"/>
         </w:numPr>
+        <w:rPr>
+          <w:rFonts w:hint="eastAsia"/>
+        </w:rPr>
       </w:pPr>
       <w:r>
         <w:t xml:space="preserve">Vega-Lite 负责标准统计可视化 </w:t>
@@ -1195,20 +1584,35 @@
           <w:ilvl w:val="0"/>
           <w:numId w:val="8"/>
         </w:numPr>
+        <w:rPr>
+          <w:rFonts w:hint="eastAsia"/>
+        </w:rPr>
       </w:pPr>
       <w:r>
         <w:t xml:space="preserve">D3.js 负责复杂交互图形 </w:t>
       </w:r>
     </w:p>
     <w:p>
+      <w:pPr>
+        <w:rPr>
+          <w:rFonts w:hint="eastAsia"/>
+        </w:rPr>
+      </w:pPr>
       <w:r>
         <w:t>这种混合架构兼顾开发效率与灵活性。</w:t>
       </w:r>
     </w:p>
-    <w:p/>
-    <w:p>
-      <w:pPr>
-        <w:rPr>
+    <w:p>
+      <w:pPr>
+        <w:rPr>
+          <w:rFonts w:hint="eastAsia"/>
+        </w:rPr>
+      </w:pPr>
+    </w:p>
+    <w:p>
+      <w:pPr>
+        <w:rPr>
+          <w:rFonts w:hint="eastAsia"/>
           <w:b/>
           <w:bCs/>
         </w:rPr>
@@ -1222,17 +1626,32 @@
       </w:r>
     </w:p>
     <w:p>
+      <w:pPr>
+        <w:rPr>
+          <w:rFonts w:hint="eastAsia"/>
+        </w:rPr>
+      </w:pPr>
       <w:r>
         <w:t>本项目使用 Spotify Tracks Dataset 数据集，包含歌曲音频特征与流行度信息。</w:t>
       </w:r>
     </w:p>
     <w:p>
+      <w:pPr>
+        <w:rPr>
+          <w:rFonts w:hint="eastAsia"/>
+        </w:rPr>
+      </w:pPr>
       <w:r>
         <w:t>数据来源：</w:t>
       </w:r>
     </w:p>
     <w:p>
-      <w:hyperlink r:id="rId5" w:tgtFrame="_new" w:history="1">
+      <w:pPr>
+        <w:rPr>
+          <w:rFonts w:hint="eastAsia"/>
+        </w:rPr>
+      </w:pPr>
+      <w:hyperlink r:id="rId7" w:tgtFrame="_new" w:history="1">
         <w:r>
           <w:rPr>
             <w:rStyle w:val="ae"/>
@@ -1241,10 +1660,17 @@
         </w:r>
       </w:hyperlink>
     </w:p>
-    <w:p/>
-    <w:p>
-      <w:pPr>
-        <w:rPr>
+    <w:p>
+      <w:pPr>
+        <w:rPr>
+          <w:rFonts w:hint="eastAsia"/>
+        </w:rPr>
+      </w:pPr>
+    </w:p>
+    <w:p>
+      <w:pPr>
+        <w:rPr>
+          <w:rFonts w:hint="eastAsia"/>
           <w:b/>
           <w:bCs/>
         </w:rPr>
@@ -1258,6 +1684,11 @@
       </w:r>
     </w:p>
     <w:p>
+      <w:pPr>
+        <w:rPr>
+          <w:rFonts w:hint="eastAsia"/>
+        </w:rPr>
+      </w:pPr>
       <w:r>
         <w:t>项目开发主要分为以下阶段：</w:t>
       </w:r>
@@ -1268,6 +1699,9 @@
           <w:ilvl w:val="0"/>
           <w:numId w:val="9"/>
         </w:numPr>
+        <w:rPr>
+          <w:rFonts w:hint="eastAsia"/>
+        </w:rPr>
       </w:pPr>
       <w:r>
         <w:t xml:space="preserve">基础散点图实现 </w:t>
@@ -1279,6 +1713,9 @@
           <w:ilvl w:val="0"/>
           <w:numId w:val="9"/>
         </w:numPr>
+        <w:rPr>
+          <w:rFonts w:hint="eastAsia"/>
+        </w:rPr>
       </w:pPr>
       <w:r>
         <w:t xml:space="preserve">多视图联动 </w:t>
@@ -1290,6 +1727,9 @@
           <w:ilvl w:val="0"/>
           <w:numId w:val="9"/>
         </w:numPr>
+        <w:rPr>
+          <w:rFonts w:hint="eastAsia"/>
+        </w:rPr>
       </w:pPr>
       <w:r>
         <w:t xml:space="preserve">Radar Chart 实现 </w:t>
@@ -1301,6 +1741,9 @@
           <w:ilvl w:val="0"/>
           <w:numId w:val="9"/>
         </w:numPr>
+        <w:rPr>
+          <w:rFonts w:hint="eastAsia"/>
+        </w:rPr>
       </w:pPr>
       <w:r>
         <w:lastRenderedPageBreak/>
@@ -1313,12 +1756,20 @@
           <w:ilvl w:val="0"/>
           <w:numId w:val="9"/>
         </w:numPr>
+        <w:rPr>
+          <w:rFonts w:hint="eastAsia"/>
+        </w:rPr>
       </w:pPr>
       <w:r>
         <w:t xml:space="preserve">动态随机抽样与交互优化 </w:t>
       </w:r>
     </w:p>
     <w:p>
+      <w:pPr>
+        <w:rPr>
+          <w:rFonts w:hint="eastAsia"/>
+        </w:rPr>
+      </w:pPr>
       <w:r>
         <w:t>开发过程中耗时最多的部分主要是：</w:t>
       </w:r>
@@ -1329,6 +1780,9 @@
           <w:ilvl w:val="0"/>
           <w:numId w:val="10"/>
         </w:numPr>
+        <w:rPr>
+          <w:rFonts w:hint="eastAsia"/>
+        </w:rPr>
       </w:pPr>
       <w:r>
         <w:t xml:space="preserve">多图之间的联动逻辑 </w:t>
@@ -1340,6 +1794,9 @@
           <w:ilvl w:val="0"/>
           <w:numId w:val="10"/>
         </w:numPr>
+        <w:rPr>
+          <w:rFonts w:hint="eastAsia"/>
+        </w:rPr>
       </w:pPr>
       <w:r>
         <w:t xml:space="preserve">动态更新与过滤 </w:t>
@@ -1351,6 +1808,9 @@
           <w:ilvl w:val="0"/>
           <w:numId w:val="10"/>
         </w:numPr>
+        <w:rPr>
+          <w:rFonts w:hint="eastAsia"/>
+        </w:rPr>
       </w:pPr>
       <w:r>
         <w:t xml:space="preserve">交互设计优化 </w:t>
@@ -1362,20 +1822,53 @@
           <w:ilvl w:val="0"/>
           <w:numId w:val="10"/>
         </w:numPr>
+        <w:rPr>
+          <w:rFonts w:hint="eastAsia"/>
+        </w:rPr>
       </w:pPr>
       <w:r>
         <w:t xml:space="preserve">Dashboard 布局调整 </w:t>
       </w:r>
     </w:p>
     <w:p>
-      <w:r>
-        <w:t>整个项目大约花费 20~30 人时完成。</w:t>
-      </w:r>
-    </w:p>
-    <w:p/>
-    <w:p>
-      <w:pPr>
-        <w:rPr>
+      <w:pPr>
+        <w:rPr>
+          <w:rFonts w:hint="eastAsia"/>
+        </w:rPr>
+      </w:pPr>
+      <w:r>
+        <w:t xml:space="preserve">整个项目大约花费 </w:t>
+      </w:r>
+      <w:r>
+        <w:rPr>
+          <w:rFonts w:hint="eastAsia"/>
+        </w:rPr>
+        <w:t>6</w:t>
+      </w:r>
+      <w:r>
+        <w:t xml:space="preserve"> </w:t>
+      </w:r>
+      <w:r>
+        <w:rPr>
+          <w:rFonts w:hint="eastAsia"/>
+        </w:rPr>
+        <w:t>小</w:t>
+      </w:r>
+      <w:r>
+        <w:t>时完成。</w:t>
+      </w:r>
+    </w:p>
+    <w:p>
+      <w:pPr>
+        <w:rPr>
+          <w:rFonts w:hint="eastAsia"/>
+        </w:rPr>
+      </w:pPr>
+    </w:p>
+    <w:p>
+      <w:pPr>
+        <w:rPr>
+          <w:rFonts w:hint="eastAsia"/>
           <w:b/>
           <w:bCs/>
         </w:rPr>
@@ -1389,11 +1882,21 @@
       </w:r>
     </w:p>
     <w:p>
+      <w:pPr>
+        <w:rPr>
+          <w:rFonts w:hint="eastAsia"/>
+        </w:rPr>
+      </w:pPr>
       <w:r>
         <w:t>本项目不仅展示了 Spotify 音乐数据，还通过交互式可视化支持用户主动探索数据规律。</w:t>
       </w:r>
     </w:p>
     <w:p>
+      <w:pPr>
+        <w:rPr>
+          <w:rFonts w:hint="eastAsia"/>
+        </w:rPr>
+      </w:pPr>
       <w:r>
         <w:t>相比静态图表，交互式 Dashboard 能够更有效地帮助用户理解：</w:t>
       </w:r>
@@ -1404,6 +1907,9 @@
           <w:ilvl w:val="0"/>
           <w:numId w:val="11"/>
         </w:numPr>
+        <w:rPr>
+          <w:rFonts w:hint="eastAsia"/>
+        </w:rPr>
       </w:pPr>
       <w:r>
         <w:t xml:space="preserve">哪些音频特征与流行度相关 </w:t>
@@ -1415,6 +1921,9 @@
           <w:ilvl w:val="0"/>
           <w:numId w:val="11"/>
         </w:numPr>
+        <w:rPr>
+          <w:rFonts w:hint="eastAsia"/>
+        </w:rPr>
       </w:pPr>
       <w:r>
         <w:t xml:space="preserve">不同 genre 的差异 </w:t>
@@ -1426,6 +1935,9 @@
           <w:ilvl w:val="0"/>
           <w:numId w:val="11"/>
         </w:numPr>
+        <w:rPr>
+          <w:rFonts w:hint="eastAsia"/>
+        </w:rPr>
       </w:pPr>
       <w:proofErr w:type="gramStart"/>
       <w:r>
@@ -1437,11 +1949,22 @@
       </w:r>
     </w:p>
     <w:p>
+      <w:pPr>
+        <w:rPr>
+          <w:rFonts w:hint="eastAsia"/>
+        </w:rPr>
+      </w:pPr>
       <w:r>
         <w:t>本项目综合运用了多视图联动、动态过滤、趋势分析与细节展示等交互式可视化设计方法，实现了一个完整的 Exploratory Visualization System。</w:t>
       </w:r>
     </w:p>
-    <w:p/>
+    <w:p>
+      <w:pPr>
+        <w:rPr>
+          <w:rFonts w:hint="eastAsia"/>
+        </w:rPr>
+      </w:pPr>
+    </w:p>
     <w:sectPr>
       <w:pgSz w:w="11906" w:h="16838"/>
       <w:pgMar w:top="1440" w:right="1800" w:bottom="1440" w:left="1800" w:header="851" w:footer="992" w:gutter="0"/>
@@ -1450,6 +1973,68 @@
     </w:sectPr>
   </w:body>
 </w:document>
+</file>
+
+<file path=word/endnotes.xml><?xml version="1.0" encoding="utf-8"?>
+<w:endnotes xmlns:wpc="http://schemas.microsoft.com/office/word/2010/wordprocessingCanvas" xmlns:cx="http://schemas.microsoft.com/office/drawing/2014/chartex" xmlns:cx1="http://schemas.microsoft.com/office/drawing/2015/9/8/chartex" xmlns:cx2="http://schemas.microsoft.com/office/drawing/2015/10/21/chartex" xmlns:cx3="http://schemas.microsoft.com/office/drawing/2016/5/9/chartex" xmlns:cx4="http://schemas.microsoft.com/office/drawing/2016/5/10/chartex" xmlns:cx5="http://schemas.microsoft.com/office/drawing/2016/5/11/chartex" xmlns:cx6="http://schemas.microsoft.com/office/drawing/2016/5/12/chartex" xmlns:cx7="http://schemas.microsoft.com/office/drawing/2016/5/13/chartex" xmlns:cx8="http://schemas.microsoft.com/office/drawing/2016/5/14/chartex" xmlns:mc="http://schemas.openxmlformats.org/markup-compatibility/2006" xmlns:aink="http://schemas.microsoft.com/office/drawing/2016/ink" xmlns:am3d="http://schemas.microsoft.com/office/drawing/2017/model3d" xmlns:o="urn:schemas-microsoft-com:office:office" xmlns:oel="http://schemas.microsoft.com/office/2019/extlst" xmlns:r="http://schemas.openxmlformats.org/officeDocument/2006/relationships" xmlns:m="http://schemas.openxmlformats.org/officeDocument/2006/math" xmlns:v="urn:schemas-microsoft-com:vml" xmlns:wp14="http://schemas.microsoft.com/office/word/2010/wordprocessingDrawing" xmlns:wp="http://schemas.openxmlformats.org/drawingml/2006/wordprocessingDrawing" xmlns:w10="urn:schemas-microsoft-com:office:word" xmlns:w="http://schemas.openxmlformats.org/wordprocessingml/2006/main" xmlns:w14="http://schemas.microsoft.com/office/word/2010/wordml" xmlns:w15="http://schemas.microsoft.com/office/word/2012/wordml" xmlns:w16cex="http://schemas.microsoft.com/office/word/2018/wordml/cex" xmlns:w16cid="http://schemas.microsoft.com/office/word/2016/wordml/cid" xmlns:w16="http://schemas.microsoft.com/office/word/2018/wordml" xmlns:w16du="http://schemas.microsoft.com/office/word/2023/wordml/word16du" xmlns:w16sdtdh="http://schemas.microsoft.com/office/word/2020/wordml/sdtdatahash" xmlns:w16sdtfl="http://schemas.microsoft.com/office/word/2024/wordml/sdtformatlock" xmlns:w16se="http://schemas.microsoft.com/office/word/2015/wordml/symex" xmlns:wpg="http://schemas.microsoft.com/office/word/2010/wordprocessingGroup" xmlns:wpi="http://schemas.microsoft.com/office/word/2010/wordprocessingInk" xmlns:wne="http://schemas.microsoft.com/office/word/2006/wordml" xmlns:wps="http://schemas.microsoft.com/office/word/2010/wordprocessingShape" mc:Ignorable="w14 w15 w16se w16cid w16 w16cex w16sdtdh w16sdtfl w16du wp14">
+  <w:endnote w:type="separator" w:id="-1">
+    <w:p>
+      <w:pPr>
+        <w:spacing w:after="0" w:line="240" w:lineRule="auto"/>
+        <w:rPr>
+          <w:rFonts w:hint="eastAsia"/>
+        </w:rPr>
+      </w:pPr>
+      <w:r>
+        <w:separator/>
+      </w:r>
+    </w:p>
+  </w:endnote>
+  <w:endnote w:type="continuationSeparator" w:id="0">
+    <w:p>
+      <w:pPr>
+        <w:spacing w:after="0" w:line="240" w:lineRule="auto"/>
+        <w:rPr>
+          <w:rFonts w:hint="eastAsia"/>
+        </w:rPr>
+      </w:pPr>
+      <w:r>
+        <w:continuationSeparator/>
+      </w:r>
+    </w:p>
+  </w:endnote>
+</w:endnotes>
+</file>
+
+<file path=word/footnotes.xml><?xml version="1.0" encoding="utf-8"?>
+<w:footnotes xmlns:wpc="http://schemas.microsoft.com/office/word/2010/wordprocessingCanvas" xmlns:cx="http://schemas.microsoft.com/office/drawing/2014/chartex" xmlns:cx1="http://schemas.microsoft.com/office/drawing/2015/9/8/chartex" xmlns:cx2="http://schemas.microsoft.com/office/drawing/2015/10/21/chartex" xmlns:cx3="http://schemas.microsoft.com/office/drawing/2016/5/9/chartex" xmlns:cx4="http://schemas.microsoft.com/office/drawing/2016/5/10/chartex" xmlns:cx5="http://schemas.microsoft.com/office/drawing/2016/5/11/chartex" xmlns:cx6="http://schemas.microsoft.com/office/drawing/2016/5/12/chartex" xmlns:cx7="http://schemas.microsoft.com/office/drawing/2016/5/13/chartex" xmlns:cx8="http://schemas.microsoft.com/office/drawing/2016/5/14/chartex" xmlns:mc="http://schemas.openxmlformats.org/markup-compatibility/2006" xmlns:aink="http://schemas.microsoft.com/office/drawing/2016/ink" xmlns:am3d="http://schemas.microsoft.com/office/drawing/2017/model3d" xmlns:o="urn:schemas-microsoft-com:office:office" xmlns:oel="http://schemas.microsoft.com/office/2019/extlst" xmlns:r="http://schemas.openxmlformats.org/officeDocument/2006/relationships" xmlns:m="http://schemas.openxmlformats.org/officeDocument/2006/math" xmlns:v="urn:schemas-microsoft-com:vml" xmlns:wp14="http://schemas.microsoft.com/office/word/2010/wordprocessingDrawing" xmlns:wp="http://schemas.openxmlformats.org/drawingml/2006/wordprocessingDrawing" xmlns:w10="urn:schemas-microsoft-com:office:word" xmlns:w="http://schemas.openxmlformats.org/wordprocessingml/2006/main" xmlns:w14="http://schemas.microsoft.com/office/word/2010/wordml" xmlns:w15="http://schemas.microsoft.com/office/word/2012/wordml" xmlns:w16cex="http://schemas.microsoft.com/office/word/2018/wordml/cex" xmlns:w16cid="http://schemas.microsoft.com/office/word/2016/wordml/cid" xmlns:w16="http://schemas.microsoft.com/office/word/2018/wordml" xmlns:w16du="http://schemas.microsoft.com/office/word/2023/wordml/word16du" xmlns:w16sdtdh="http://schemas.microsoft.com/office/word/2020/wordml/sdtdatahash" xmlns:w16sdtfl="http://schemas.microsoft.com/office/word/2024/wordml/sdtformatlock" xmlns:w16se="http://schemas.microsoft.com/office/word/2015/wordml/symex" xmlns:wpg="http://schemas.microsoft.com/office/word/2010/wordprocessingGroup" xmlns:wpi="http://schemas.microsoft.com/office/word/2010/wordprocessingInk" xmlns:wne="http://schemas.microsoft.com/office/word/2006/wordml" xmlns:wps="http://schemas.microsoft.com/office/word/2010/wordprocessingShape" mc:Ignorable="w14 w15 w16se w16cid w16 w16cex w16sdtdh w16sdtfl w16du wp14">
+  <w:footnote w:type="separator" w:id="-1">
+    <w:p>
+      <w:pPr>
+        <w:spacing w:after="0" w:line="240" w:lineRule="auto"/>
+        <w:rPr>
+          <w:rFonts w:hint="eastAsia"/>
+        </w:rPr>
+      </w:pPr>
+      <w:r>
+        <w:separator/>
+      </w:r>
+    </w:p>
+  </w:footnote>
+  <w:footnote w:type="continuationSeparator" w:id="0">
+    <w:p>
+      <w:pPr>
+        <w:spacing w:after="0" w:line="240" w:lineRule="auto"/>
+        <w:rPr>
+          <w:rFonts w:hint="eastAsia"/>
+        </w:rPr>
+      </w:pPr>
+      <w:r>
+        <w:continuationSeparator/>
+      </w:r>
+    </w:p>
+  </w:footnote>
+</w:footnotes>
 </file>
 
 <file path=word/numbering.xml><?xml version="1.0" encoding="utf-8"?>
@@ -3700,6 +4285,7 @@
   <w:style w:type="character" w:default="1" w:styleId="a0">
     <w:name w:val="Default Paragraph Font"/>
     <w:uiPriority w:val="1"/>
+    <w:semiHidden/>
     <w:unhideWhenUsed/>
   </w:style>
   <w:style w:type="table" w:default="1" w:styleId="a1">
@@ -4039,6 +4625,69 @@
       <w:shd w:val="clear" w:color="auto" w:fill="E1DFDD"/>
     </w:rPr>
   </w:style>
+  <w:style w:type="paragraph" w:styleId="af0">
+    <w:name w:val="header"/>
+    <w:basedOn w:val="a"/>
+    <w:link w:val="af1"/>
+    <w:uiPriority w:val="99"/>
+    <w:unhideWhenUsed/>
+    <w:rsid w:val="00526A17"/>
+    <w:pPr>
+      <w:tabs>
+        <w:tab w:val="center" w:pos="4153"/>
+        <w:tab w:val="right" w:pos="8306"/>
+      </w:tabs>
+      <w:snapToGrid w:val="0"/>
+      <w:spacing w:line="240" w:lineRule="auto"/>
+      <w:jc w:val="center"/>
+    </w:pPr>
+    <w:rPr>
+      <w:sz w:val="18"/>
+      <w:szCs w:val="18"/>
+    </w:rPr>
+  </w:style>
+  <w:style w:type="character" w:customStyle="1" w:styleId="af1">
+    <w:name w:val="页眉 字符"/>
+    <w:basedOn w:val="a0"/>
+    <w:link w:val="af0"/>
+    <w:uiPriority w:val="99"/>
+    <w:rsid w:val="00526A17"/>
+    <w:rPr>
+      <w:sz w:val="18"/>
+      <w:szCs w:val="18"/>
+    </w:rPr>
+  </w:style>
+  <w:style w:type="paragraph" w:styleId="af2">
+    <w:name w:val="footer"/>
+    <w:basedOn w:val="a"/>
+    <w:link w:val="af3"/>
+    <w:uiPriority w:val="99"/>
+    <w:unhideWhenUsed/>
+    <w:rsid w:val="00526A17"/>
+    <w:pPr>
+      <w:tabs>
+        <w:tab w:val="center" w:pos="4153"/>
+        <w:tab w:val="right" w:pos="8306"/>
+      </w:tabs>
+      <w:snapToGrid w:val="0"/>
+      <w:spacing w:line="240" w:lineRule="auto"/>
+    </w:pPr>
+    <w:rPr>
+      <w:sz w:val="18"/>
+      <w:szCs w:val="18"/>
+    </w:rPr>
+  </w:style>
+  <w:style w:type="character" w:customStyle="1" w:styleId="af3">
+    <w:name w:val="页脚 字符"/>
+    <w:basedOn w:val="a0"/>
+    <w:link w:val="af2"/>
+    <w:uiPriority w:val="99"/>
+    <w:rsid w:val="00526A17"/>
+    <w:rPr>
+      <w:sz w:val="18"/>
+      <w:szCs w:val="18"/>
+    </w:rPr>
+  </w:style>
 </w:styles>
 </file>
 
